--- a/campus/downloads/templates/lab-checklist.docx
+++ b/campus/downloads/templates/lab-checklist.docx
@@ -65,6 +65,51 @@
         <w:t>https://github.com/CypherMonkeyLabs/genesys-cloud-lab-free-university-mesmerizing</w:t>
       </w:r>
     </w:p>
+    <w:p>
+      <w:r>
+        <w:t>Sources and go deeper</w:t>
+      </w:r>
+    </w:p>
+    <w:p>
+      <w:r>
+        <w:t>Last checked 2026-10</w:t>
+      </w:r>
+    </w:p>
+    <w:p>
+      <w:r>
+        <w:t>About Architect (Resource Center) https://help.genesys.cloud/articles/about-architect/ Last checked 2026-10</w:t>
+      </w:r>
+    </w:p>
+    <w:p>
+      <w:r>
+        <w:t>Genesys Cloud Developer Center (Developer docs) https://developer.genesys.cloud/ Last checked 2026-10</w:t>
+      </w:r>
+    </w:p>
+    <w:p>
+      <w:r>
+        <w:t>  General developer docs. This is the Developer Center home, not a page written for this room alone.</w:t>
+      </w:r>
+    </w:p>
+    <w:p>
+      <w:r>
+        <w:t>Genesys Community (Community) https://community.genesys.com/ Last checked 2026-10</w:t>
+      </w:r>
+    </w:p>
+    <w:p>
+      <w:r>
+        <w:t>  Community home, not a thread about this room.</w:t>
+      </w:r>
+    </w:p>
+    <w:p>
+      <w:r>
+        <w:t>Genesys (company) (Wikipedia) https://en.wikipedia.org/wiki/Genesys_(company) Last checked 2026-10</w:t>
+      </w:r>
+    </w:p>
+    <w:p>
+      <w:r>
+        <w:t>  Background article. It is not a Genesys Cloud product page.</w:t>
+      </w:r>
+    </w:p>
     <w:sectPr/>
   </w:body>
 </w:document>
